--- a/Project_Intro/Anitrack_三人分工_中德双语演讲稿.docx
+++ b/Project_Intro/Anitrack_三人分工_中德双语演讲稿.docx
@@ -260,19 +260,8 @@
           <w:sz w:val="22"/>
           <w:lang w:eastAsia="zh-CN"/>
         </w:rPr>
-        <w:t xml:space="preserve">说明 / </w:t>
-      </w:r>
-      <w:proofErr w:type="spellStart"/>
-      <w:r>
-        <w:rPr>
-          <w:b/>
-          <w:color w:val="1F4E79"/>
-          <w:sz w:val="22"/>
-          <w:lang w:eastAsia="zh-CN"/>
-        </w:rPr>
-        <w:t>Hinweis</w:t>
-      </w:r>
-      <w:proofErr w:type="spellEnd"/>
+        <w:t>说明 / Hinweis</w:t>
+      </w:r>
     </w:p>
     <w:p>
       <w:pPr>
@@ -286,23 +275,7 @@
           <w:sz w:val="20"/>
           <w:lang w:eastAsia="zh-CN"/>
         </w:rPr>
-        <w:t xml:space="preserve">本文档根据已上传的 </w:t>
-      </w:r>
-      <w:proofErr w:type="spellStart"/>
-      <w:r>
-        <w:rPr>
-          <w:sz w:val="20"/>
-          <w:lang w:eastAsia="zh-CN"/>
-        </w:rPr>
-        <w:t>Anitrack</w:t>
-      </w:r>
-      <w:proofErr w:type="spellEnd"/>
-      <w:r>
-        <w:rPr>
-          <w:sz w:val="20"/>
-          <w:lang w:eastAsia="zh-CN"/>
-        </w:rPr>
-        <w:t xml:space="preserve"> 答辩 PPT 与中文文字稿大纲整理，重点突出三人分工和每位成员的个人负责内容。</w:t>
+        <w:t>本文档根据已上传的 Anitrack 答辩 PPT 与中文文字稿大纲整理，重点突出三人分工和每位成员的个人负责内容。</w:t>
       </w:r>
     </w:p>
     <w:p>
@@ -327,7 +300,6 @@
           <w:lang w:val="de-DE"/>
         </w:rPr>
       </w:pPr>
-      <w:proofErr w:type="spellStart"/>
       <w:r>
         <w:rPr>
           <w:b/>
@@ -336,7 +308,6 @@
         </w:rPr>
         <w:t>目录</w:t>
       </w:r>
-      <w:proofErr w:type="spellEnd"/>
       <w:r>
         <w:rPr>
           <w:b/>
@@ -361,11 +332,9 @@
         </w:rPr>
         <w:t xml:space="preserve">1. </w:t>
       </w:r>
-      <w:proofErr w:type="spellStart"/>
       <w:r>
         <w:t>项目总览</w:t>
       </w:r>
-      <w:proofErr w:type="spellEnd"/>
       <w:r>
         <w:rPr>
           <w:lang w:val="de-DE"/>
@@ -387,11 +356,9 @@
         </w:rPr>
         <w:t xml:space="preserve">2. </w:t>
       </w:r>
-      <w:proofErr w:type="spellStart"/>
       <w:r>
         <w:t>三人分工总表</w:t>
       </w:r>
-      <w:proofErr w:type="spellEnd"/>
       <w:r>
         <w:rPr>
           <w:lang w:val="de-DE"/>
@@ -413,11 +380,9 @@
         </w:rPr>
         <w:t xml:space="preserve">3. PPT </w:t>
       </w:r>
-      <w:proofErr w:type="spellStart"/>
       <w:r>
         <w:t>页码与讲者分配</w:t>
       </w:r>
-      <w:proofErr w:type="spellEnd"/>
       <w:r>
         <w:rPr>
           <w:lang w:val="de-DE"/>
@@ -439,22 +404,18 @@
         </w:rPr>
         <w:t xml:space="preserve">4. </w:t>
       </w:r>
-      <w:proofErr w:type="spellStart"/>
       <w:r>
         <w:t>讲者</w:t>
       </w:r>
-      <w:proofErr w:type="spellEnd"/>
       <w:r>
         <w:rPr>
           <w:lang w:val="de-DE"/>
         </w:rPr>
         <w:t xml:space="preserve"> A </w:t>
       </w:r>
-      <w:proofErr w:type="spellStart"/>
       <w:r>
         <w:t>演讲稿</w:t>
       </w:r>
-      <w:proofErr w:type="spellEnd"/>
       <w:r>
         <w:rPr>
           <w:lang w:val="de-DE"/>
@@ -476,22 +437,18 @@
         </w:rPr>
         <w:t xml:space="preserve">5. </w:t>
       </w:r>
-      <w:proofErr w:type="spellStart"/>
       <w:r>
         <w:t>讲者</w:t>
       </w:r>
-      <w:proofErr w:type="spellEnd"/>
       <w:r>
         <w:rPr>
           <w:lang w:val="de-DE"/>
         </w:rPr>
         <w:t xml:space="preserve"> B </w:t>
       </w:r>
-      <w:proofErr w:type="spellStart"/>
       <w:r>
         <w:t>演讲稿</w:t>
       </w:r>
-      <w:proofErr w:type="spellEnd"/>
       <w:r>
         <w:rPr>
           <w:lang w:val="de-DE"/>
@@ -513,22 +470,18 @@
         </w:rPr>
         <w:t xml:space="preserve">6. </w:t>
       </w:r>
-      <w:proofErr w:type="spellStart"/>
       <w:r>
         <w:t>讲者</w:t>
       </w:r>
-      <w:proofErr w:type="spellEnd"/>
       <w:r>
         <w:rPr>
           <w:lang w:val="de-DE"/>
         </w:rPr>
         <w:t xml:space="preserve"> C </w:t>
       </w:r>
-      <w:proofErr w:type="spellStart"/>
       <w:r>
         <w:t>演讲稿</w:t>
       </w:r>
-      <w:proofErr w:type="spellEnd"/>
       <w:r>
         <w:rPr>
           <w:lang w:val="de-DE"/>
@@ -550,11 +503,9 @@
         </w:rPr>
         <w:t xml:space="preserve">7. Live Demo </w:t>
       </w:r>
-      <w:proofErr w:type="spellStart"/>
       <w:r>
         <w:t>台词与常见问答</w:t>
       </w:r>
-      <w:proofErr w:type="spellEnd"/>
       <w:r>
         <w:rPr>
           <w:lang w:val="de-DE"/>
@@ -590,11 +541,9 @@
         <w:lastRenderedPageBreak/>
         <w:t xml:space="preserve">1. </w:t>
       </w:r>
-      <w:proofErr w:type="spellStart"/>
       <w:r>
         <w:t>项目总览</w:t>
       </w:r>
-      <w:proofErr w:type="spellEnd"/>
       <w:r>
         <w:rPr>
           <w:lang w:val="de-DE"/>
@@ -617,75 +566,11 @@
         </w:rPr>
         <w:t>中文：</w:t>
       </w:r>
-      <w:proofErr w:type="spellStart"/>
       <w:r>
         <w:rPr>
           <w:lang w:eastAsia="zh-CN"/>
         </w:rPr>
-        <w:t>Anitrack</w:t>
-      </w:r>
-      <w:proofErr w:type="spellEnd"/>
-      <w:r>
-        <w:rPr>
-          <w:lang w:eastAsia="zh-CN"/>
-        </w:rPr>
-        <w:t xml:space="preserve"> 是一个用于管理个人</w:t>
-      </w:r>
-      <w:proofErr w:type="gramStart"/>
-      <w:r>
-        <w:rPr>
-          <w:lang w:eastAsia="zh-CN"/>
-        </w:rPr>
-        <w:t>动漫追番</w:t>
-      </w:r>
-      <w:proofErr w:type="gramEnd"/>
-      <w:r>
-        <w:rPr>
-          <w:lang w:eastAsia="zh-CN"/>
-        </w:rPr>
-        <w:t>进度和观看数据分析的全</w:t>
-      </w:r>
-      <w:proofErr w:type="gramStart"/>
-      <w:r>
-        <w:rPr>
-          <w:lang w:eastAsia="zh-CN"/>
-        </w:rPr>
-        <w:t>栈</w:t>
-      </w:r>
-      <w:proofErr w:type="gramEnd"/>
-      <w:r>
-        <w:rPr>
-          <w:lang w:eastAsia="zh-CN"/>
-        </w:rPr>
-        <w:t xml:space="preserve"> Web 应用。用户可以把</w:t>
-      </w:r>
-      <w:proofErr w:type="gramStart"/>
-      <w:r>
-        <w:rPr>
-          <w:lang w:eastAsia="zh-CN"/>
-        </w:rPr>
-        <w:t>动漫加入</w:t>
-      </w:r>
-      <w:proofErr w:type="gramEnd"/>
-      <w:r>
-        <w:rPr>
-          <w:lang w:eastAsia="zh-CN"/>
-        </w:rPr>
-        <w:t>自己的 Watchlist，并设置 Planned、Watching、Completed 等状态。系统还会展示月度观看活动热力图，并提供</w:t>
-      </w:r>
-      <w:proofErr w:type="gramStart"/>
-      <w:r>
-        <w:rPr>
-          <w:lang w:eastAsia="zh-CN"/>
-        </w:rPr>
-        <w:t>当季番剧时间表</w:t>
-      </w:r>
-      <w:proofErr w:type="gramEnd"/>
-      <w:r>
-        <w:rPr>
-          <w:lang w:eastAsia="zh-CN"/>
-        </w:rPr>
-        <w:t>和 Dashboard 推荐。</w:t>
+        <w:t>Anitrack 是一个用于管理个人动漫追番进度和观看数据分析的全栈 Web 应用。用户可以把动漫加入自己的 Watchlist，并设置 Planned、Watching、Completed 等状态。系统还会展示月度观看活动热力图，并提供当季番剧时间表和 Dashboard 推荐。</w:t>
       </w:r>
     </w:p>
     <w:p>
@@ -699,149 +584,15 @@
         <w:rPr>
           <w:b/>
           <w:color w:val="1F4E79"/>
-          <w:lang w:eastAsia="zh-CN"/>
+          <w:lang w:val="de-DE" w:eastAsia="zh-CN"/>
         </w:rPr>
         <w:t xml:space="preserve">Deutsch: </w:t>
       </w:r>
-      <w:proofErr w:type="spellStart"/>
-      <w:r>
-        <w:rPr>
-          <w:lang w:eastAsia="zh-CN"/>
-        </w:rPr>
-        <w:t>Anitrack</w:t>
-      </w:r>
-      <w:proofErr w:type="spellEnd"/>
-      <w:r>
-        <w:rPr>
-          <w:lang w:eastAsia="zh-CN"/>
-        </w:rPr>
-        <w:t xml:space="preserve"> </w:t>
-      </w:r>
-      <w:proofErr w:type="spellStart"/>
-      <w:r>
-        <w:rPr>
-          <w:lang w:eastAsia="zh-CN"/>
-        </w:rPr>
-        <w:t>ist</w:t>
-      </w:r>
-      <w:proofErr w:type="spellEnd"/>
-      <w:r>
-        <w:rPr>
-          <w:lang w:eastAsia="zh-CN"/>
-        </w:rPr>
-        <w:t xml:space="preserve"> </w:t>
-      </w:r>
-      <w:proofErr w:type="spellStart"/>
-      <w:r>
-        <w:rPr>
-          <w:lang w:eastAsia="zh-CN"/>
-        </w:rPr>
-        <w:t>eine</w:t>
-      </w:r>
-      <w:proofErr w:type="spellEnd"/>
-      <w:r>
-        <w:rPr>
-          <w:lang w:eastAsia="zh-CN"/>
-        </w:rPr>
-        <w:t xml:space="preserve"> Full-Stack-</w:t>
-      </w:r>
-      <w:proofErr w:type="spellStart"/>
-      <w:r>
-        <w:rPr>
-          <w:lang w:eastAsia="zh-CN"/>
-        </w:rPr>
-        <w:t>Webanwendung</w:t>
-      </w:r>
-      <w:proofErr w:type="spellEnd"/>
-      <w:r>
-        <w:rPr>
-          <w:lang w:eastAsia="zh-CN"/>
-        </w:rPr>
-        <w:t xml:space="preserve"> </w:t>
-      </w:r>
-      <w:proofErr w:type="spellStart"/>
-      <w:r>
-        <w:rPr>
-          <w:lang w:eastAsia="zh-CN"/>
-        </w:rPr>
-        <w:t>zur</w:t>
-      </w:r>
-      <w:proofErr w:type="spellEnd"/>
-      <w:r>
-        <w:rPr>
-          <w:lang w:eastAsia="zh-CN"/>
-        </w:rPr>
-        <w:t xml:space="preserve"> Verwaltung </w:t>
-      </w:r>
-      <w:proofErr w:type="spellStart"/>
-      <w:r>
-        <w:rPr>
-          <w:lang w:eastAsia="zh-CN"/>
-        </w:rPr>
-        <w:t>einer</w:t>
-      </w:r>
-      <w:proofErr w:type="spellEnd"/>
-      <w:r>
-        <w:rPr>
-          <w:lang w:eastAsia="zh-CN"/>
-        </w:rPr>
-        <w:t xml:space="preserve"> </w:t>
-      </w:r>
-      <w:proofErr w:type="spellStart"/>
-      <w:r>
-        <w:rPr>
-          <w:lang w:eastAsia="zh-CN"/>
-        </w:rPr>
-        <w:t>persönlichen</w:t>
-      </w:r>
-      <w:proofErr w:type="spellEnd"/>
-      <w:r>
-        <w:rPr>
-          <w:lang w:eastAsia="zh-CN"/>
-        </w:rPr>
-        <w:t xml:space="preserve"> Anime-Watchlist und </w:t>
-      </w:r>
-      <w:proofErr w:type="spellStart"/>
-      <w:r>
-        <w:rPr>
-          <w:lang w:eastAsia="zh-CN"/>
-        </w:rPr>
-        <w:t>zur</w:t>
-      </w:r>
-      <w:proofErr w:type="spellEnd"/>
-      <w:r>
-        <w:rPr>
-          <w:lang w:eastAsia="zh-CN"/>
-        </w:rPr>
-        <w:t xml:space="preserve"> </w:t>
-      </w:r>
-      <w:proofErr w:type="spellStart"/>
-      <w:r>
-        <w:rPr>
-          <w:lang w:eastAsia="zh-CN"/>
-        </w:rPr>
-        <w:t>Analyse</w:t>
-      </w:r>
-      <w:proofErr w:type="spellEnd"/>
-      <w:r>
-        <w:rPr>
-          <w:lang w:eastAsia="zh-CN"/>
-        </w:rPr>
-        <w:t xml:space="preserve"> des </w:t>
-      </w:r>
-      <w:proofErr w:type="spellStart"/>
-      <w:r>
-        <w:rPr>
-          <w:lang w:eastAsia="zh-CN"/>
-        </w:rPr>
-        <w:t>Sehverhaltens</w:t>
-      </w:r>
-      <w:proofErr w:type="spellEnd"/>
-      <w:r>
-        <w:rPr>
-          <w:lang w:eastAsia="zh-CN"/>
-        </w:rPr>
-        <w:t xml:space="preserve">. </w:t>
+      <w:r>
+        <w:rPr>
+          <w:lang w:val="de-DE" w:eastAsia="zh-CN"/>
+        </w:rPr>
+        <w:t xml:space="preserve">Anitrack ist eine Full-Stack-Webanwendung zur Verwaltung einer persönlichen Anime-Watchlist und zur Analyse des Sehverhaltens. </w:t>
       </w:r>
       <w:r>
         <w:rPr>
@@ -854,19 +605,12 @@
       <w:pPr>
         <w:pStyle w:val="21"/>
       </w:pPr>
-      <w:proofErr w:type="spellStart"/>
       <w:r>
         <w:t>项目目标</w:t>
       </w:r>
-      <w:proofErr w:type="spellEnd"/>
-      <w:r>
-        <w:t xml:space="preserve"> / </w:t>
-      </w:r>
-      <w:proofErr w:type="spellStart"/>
-      <w:r>
-        <w:t>Projektziele</w:t>
-      </w:r>
-      <w:proofErr w:type="spellEnd"/>
+      <w:r>
+        <w:t xml:space="preserve"> / Projektziele</w:t>
+      </w:r>
     </w:p>
     <w:tbl>
       <w:tblPr>
@@ -1080,42 +824,12 @@
             <w:pPr>
               <w:spacing w:after="40" w:line="252" w:lineRule="auto"/>
             </w:pPr>
-            <w:proofErr w:type="spellStart"/>
             <w:r>
               <w:rPr>
                 <w:sz w:val="19"/>
               </w:rPr>
-              <w:t>按课程要求实现</w:t>
+              <w:t>按课程要求实现 NestJS 后端、CRUD、API-first、测试和响应式前端</w:t>
             </w:r>
-            <w:proofErr w:type="spellEnd"/>
-            <w:r>
-              <w:rPr>
-                <w:sz w:val="19"/>
-              </w:rPr>
-              <w:t xml:space="preserve"> </w:t>
-            </w:r>
-            <w:proofErr w:type="spellStart"/>
-            <w:r>
-              <w:rPr>
-                <w:sz w:val="19"/>
-              </w:rPr>
-              <w:t>NestJS</w:t>
-            </w:r>
-            <w:proofErr w:type="spellEnd"/>
-            <w:r>
-              <w:rPr>
-                <w:sz w:val="19"/>
-              </w:rPr>
-              <w:t xml:space="preserve"> </w:t>
-            </w:r>
-            <w:proofErr w:type="spellStart"/>
-            <w:r>
-              <w:rPr>
-                <w:sz w:val="19"/>
-              </w:rPr>
-              <w:t>后端、CRUD、API-first、测试和响应式前端</w:t>
-            </w:r>
-            <w:proofErr w:type="spellEnd"/>
           </w:p>
         </w:tc>
         <w:tc>
@@ -1533,14 +1247,12 @@
             <w:pPr>
               <w:spacing w:after="40" w:line="252" w:lineRule="auto"/>
             </w:pPr>
-            <w:proofErr w:type="spellStart"/>
             <w:r>
               <w:rPr>
                 <w:sz w:val="18"/>
               </w:rPr>
               <w:t>响应式设计</w:t>
             </w:r>
-            <w:proofErr w:type="spellEnd"/>
           </w:p>
         </w:tc>
         <w:tc>
@@ -1577,23 +1289,7 @@
                 <w:sz w:val="18"/>
                 <w:lang w:eastAsia="zh-CN"/>
               </w:rPr>
-              <w:t>移动端和</w:t>
-            </w:r>
-            <w:proofErr w:type="gramStart"/>
-            <w:r>
-              <w:rPr>
-                <w:sz w:val="18"/>
-                <w:lang w:eastAsia="zh-CN"/>
-              </w:rPr>
-              <w:t>桌面端均可</w:t>
-            </w:r>
-            <w:proofErr w:type="gramEnd"/>
-            <w:r>
-              <w:rPr>
-                <w:sz w:val="18"/>
-                <w:lang w:eastAsia="zh-CN"/>
-              </w:rPr>
-              <w:t>使用。</w:t>
+              <w:t>移动端和桌面端均可使用。</w:t>
             </w:r>
           </w:p>
         </w:tc>
@@ -1607,29 +1303,11 @@
       <w:r>
         <w:t xml:space="preserve">2. </w:t>
       </w:r>
-      <w:proofErr w:type="spellStart"/>
       <w:r>
         <w:t>三人分工总表</w:t>
       </w:r>
-      <w:proofErr w:type="spellEnd"/>
-      <w:r>
-        <w:t xml:space="preserve"> / </w:t>
-      </w:r>
-      <w:proofErr w:type="spellStart"/>
-      <w:r>
-        <w:t>Aufgabenverteilung</w:t>
-      </w:r>
-      <w:proofErr w:type="spellEnd"/>
-      <w:r>
-        <w:t xml:space="preserve"> </w:t>
-      </w:r>
-      <w:proofErr w:type="spellStart"/>
-      <w:r>
-        <w:t>im</w:t>
-      </w:r>
-      <w:proofErr w:type="spellEnd"/>
-      <w:r>
-        <w:t xml:space="preserve"> Team</w:t>
+      <w:r>
+        <w:t xml:space="preserve"> / Aufgabenverteilung im Team</w:t>
       </w:r>
     </w:p>
     <w:tbl>
@@ -1789,23 +1467,13 @@
                 <w:lang w:eastAsia="zh-CN"/>
               </w:rPr>
             </w:pPr>
-            <w:proofErr w:type="spellStart"/>
             <w:r>
               <w:rPr>
                 <w:rFonts w:eastAsia="宋体" w:hint="eastAsia"/>
                 <w:sz w:val="17"/>
                 <w:lang w:eastAsia="zh-CN"/>
               </w:rPr>
-              <w:t>Dengfeng</w:t>
-            </w:r>
-            <w:proofErr w:type="spellEnd"/>
-            <w:r>
-              <w:rPr>
-                <w:rFonts w:eastAsia="宋体" w:hint="eastAsia"/>
-                <w:sz w:val="17"/>
-                <w:lang w:eastAsia="zh-CN"/>
-              </w:rPr>
-              <w:t xml:space="preserve"> Qiao</w:t>
+              <w:t>Dengfeng Qiao</w:t>
             </w:r>
           </w:p>
         </w:tc>
@@ -1826,23 +1494,7 @@
                 <w:sz w:val="17"/>
                 <w:lang w:eastAsia="zh-CN"/>
               </w:rPr>
-              <w:t>开场、项目目标、课程要求、技术</w:t>
-            </w:r>
-            <w:proofErr w:type="gramStart"/>
-            <w:r>
-              <w:rPr>
-                <w:sz w:val="17"/>
-                <w:lang w:eastAsia="zh-CN"/>
-              </w:rPr>
-              <w:t>栈</w:t>
-            </w:r>
-            <w:proofErr w:type="gramEnd"/>
-            <w:r>
-              <w:rPr>
-                <w:sz w:val="17"/>
-                <w:lang w:eastAsia="zh-CN"/>
-              </w:rPr>
-              <w:t>；前端与整体介绍</w:t>
+              <w:t>开场、项目目标、课程要求、技术栈；前端与整体介绍</w:t>
             </w:r>
           </w:p>
         </w:tc>
@@ -1960,33 +1612,11 @@
             <w:pPr>
               <w:spacing w:after="40" w:line="252" w:lineRule="auto"/>
             </w:pPr>
-            <w:proofErr w:type="spellStart"/>
             <w:r>
               <w:rPr>
                 <w:sz w:val="17"/>
               </w:rPr>
-              <w:t>Systemarchitektur</w:t>
-            </w:r>
-            <w:proofErr w:type="spellEnd"/>
-            <w:r>
-              <w:rPr>
-                <w:sz w:val="17"/>
-              </w:rPr>
-              <w:t xml:space="preserve">, Swagger, </w:t>
-            </w:r>
-            <w:proofErr w:type="spellStart"/>
-            <w:r>
-              <w:rPr>
-                <w:sz w:val="17"/>
-              </w:rPr>
-              <w:t>Datenfluss</w:t>
-            </w:r>
-            <w:proofErr w:type="spellEnd"/>
-            <w:r>
-              <w:rPr>
-                <w:sz w:val="17"/>
-              </w:rPr>
-              <w:t>, Caching, Backend-Logik</w:t>
+              <w:t>Systemarchitektur, Swagger, Datenfluss, Caching, Backend-Logik</w:t>
             </w:r>
           </w:p>
         </w:tc>
@@ -2043,21 +1673,12 @@
                 <w:lang w:eastAsia="zh-CN"/>
               </w:rPr>
             </w:pPr>
-            <w:proofErr w:type="spellStart"/>
             <w:r>
               <w:rPr>
                 <w:rFonts w:eastAsia="宋体" w:hint="eastAsia"/>
                 <w:lang w:eastAsia="zh-CN"/>
               </w:rPr>
-              <w:t>Zhaoze</w:t>
-            </w:r>
-            <w:proofErr w:type="spellEnd"/>
-            <w:r>
-              <w:rPr>
-                <w:rFonts w:eastAsia="宋体" w:hint="eastAsia"/>
-                <w:lang w:eastAsia="zh-CN"/>
-              </w:rPr>
-              <w:t xml:space="preserve"> Yu</w:t>
+              <w:t>Zhaoze Yu</w:t>
             </w:r>
           </w:p>
         </w:tc>
@@ -2153,21 +1774,7 @@
         <w:rPr>
           <w:lang w:eastAsia="zh-CN"/>
         </w:rPr>
-        <w:t>我主要负责前端方向和项目整体介绍，包括 Next.js 页面结构、UI、双语支持、响应式布局，以及课程要求和技术</w:t>
-      </w:r>
-      <w:proofErr w:type="gramStart"/>
-      <w:r>
-        <w:rPr>
-          <w:lang w:eastAsia="zh-CN"/>
-        </w:rPr>
-        <w:t>栈</w:t>
-      </w:r>
-      <w:proofErr w:type="gramEnd"/>
-      <w:r>
-        <w:rPr>
-          <w:lang w:eastAsia="zh-CN"/>
-        </w:rPr>
-        <w:t>说明。</w:t>
+        <w:t>我主要负责前端方向和项目整体介绍，包括 Next.js 页面结构、UI、双语支持、响应式布局，以及课程要求和技术栈说明。</w:t>
       </w:r>
     </w:p>
     <w:p>
@@ -2195,7 +1802,6 @@
           <w:lang w:val="de-DE"/>
         </w:rPr>
       </w:pPr>
-      <w:proofErr w:type="spellStart"/>
       <w:r>
         <w:rPr>
           <w:b/>
@@ -2203,7 +1809,6 @@
         </w:rPr>
         <w:t>讲者</w:t>
       </w:r>
-      <w:proofErr w:type="spellEnd"/>
       <w:r>
         <w:rPr>
           <w:b/>
@@ -2212,7 +1817,6 @@
         </w:rPr>
         <w:t xml:space="preserve"> B：</w:t>
       </w:r>
-      <w:proofErr w:type="spellStart"/>
       <w:r>
         <w:t>我主要负责后端方向</w:t>
       </w:r>
@@ -2225,7 +1829,6 @@
       <w:r>
         <w:t>包括</w:t>
       </w:r>
-      <w:proofErr w:type="spellEnd"/>
       <w:r>
         <w:rPr>
           <w:lang w:val="de-DE"/>
@@ -2241,13 +1844,8 @@
         </w:rPr>
         <w:t xml:space="preserve">MongoDB </w:t>
       </w:r>
-      <w:proofErr w:type="spellStart"/>
-      <w:r>
-        <w:t>数据模型</w:t>
-      </w:r>
-      <w:proofErr w:type="spellEnd"/>
-      <w:r>
-        <w:t>、</w:t>
+      <w:r>
+        <w:t>数据模型、</w:t>
       </w:r>
       <w:r>
         <w:rPr>
@@ -2255,13 +1853,8 @@
         </w:rPr>
         <w:t xml:space="preserve">Swagger/OpenAPI </w:t>
       </w:r>
-      <w:proofErr w:type="spellStart"/>
-      <w:r>
-        <w:t>契约、缓存流程</w:t>
-      </w:r>
-      <w:proofErr w:type="spellEnd"/>
-      <w:r>
-        <w:t>、</w:t>
+      <w:r>
+        <w:t>契约、缓存流程、</w:t>
       </w:r>
       <w:r>
         <w:rPr>
@@ -2269,13 +1862,8 @@
         </w:rPr>
         <w:t xml:space="preserve">Bee </w:t>
       </w:r>
-      <w:proofErr w:type="spellStart"/>
-      <w:r>
-        <w:t>镜像任务和核心业务逻辑</w:t>
-      </w:r>
-      <w:proofErr w:type="spellEnd"/>
-      <w:r>
-        <w:t>。</w:t>
+      <w:r>
+        <w:t>镜像任务和核心业务逻辑。</w:t>
       </w:r>
     </w:p>
     <w:p>
@@ -2303,7 +1891,6 @@
           <w:lang w:val="de-DE"/>
         </w:rPr>
       </w:pPr>
-      <w:proofErr w:type="spellStart"/>
       <w:r>
         <w:rPr>
           <w:b/>
@@ -2311,7 +1898,6 @@
         </w:rPr>
         <w:t>讲者</w:t>
       </w:r>
-      <w:proofErr w:type="spellEnd"/>
       <w:r>
         <w:rPr>
           <w:b/>
@@ -2320,7 +1906,6 @@
         </w:rPr>
         <w:t xml:space="preserve"> C：</w:t>
       </w:r>
-      <w:proofErr w:type="spellStart"/>
       <w:r>
         <w:t>我主要负责测试、响应式检查和现场演示</w:t>
       </w:r>
@@ -2333,7 +1918,6 @@
       <w:r>
         <w:t>包括</w:t>
       </w:r>
-      <w:proofErr w:type="spellEnd"/>
       <w:r>
         <w:rPr>
           <w:lang w:val="de-DE"/>
@@ -2350,62 +1934,52 @@
         <w:t>Vitest</w:t>
       </w:r>
       <w:r>
+        <w:t>、契约测试、移动端适配</w:t>
+      </w:r>
+      <w:r>
+        <w:rPr>
+          <w:lang w:val="de-DE"/>
+        </w:rPr>
+        <w:t>，</w:t>
+      </w:r>
+      <w:r>
+        <w:t>以及</w:t>
+      </w:r>
+      <w:r>
+        <w:rPr>
+          <w:lang w:val="de-DE"/>
+        </w:rPr>
+        <w:t xml:space="preserve"> Dashboard</w:t>
+      </w:r>
+      <w:r>
         <w:t>、</w:t>
       </w:r>
-      <w:proofErr w:type="spellStart"/>
-      <w:r>
-        <w:t>契约测试、移动端适配</w:t>
-      </w:r>
       <w:r>
         <w:rPr>
           <w:lang w:val="de-DE"/>
         </w:rPr>
-        <w:t>，</w:t>
-      </w:r>
-      <w:r>
-        <w:t>以及</w:t>
-      </w:r>
-      <w:proofErr w:type="spellEnd"/>
+        <w:t>Library</w:t>
+      </w:r>
+      <w:r>
+        <w:t>、</w:t>
+      </w:r>
       <w:r>
         <w:rPr>
           <w:lang w:val="de-DE"/>
         </w:rPr>
-        <w:t xml:space="preserve"> Dashboard</w:t>
-      </w:r>
-      <w:r>
-        <w:t>、</w:t>
+        <w:t xml:space="preserve">Profile </w:t>
+      </w:r>
+      <w:r>
+        <w:t>和</w:t>
       </w:r>
       <w:r>
         <w:rPr>
           <w:lang w:val="de-DE"/>
         </w:rPr>
-        <w:t>Library</w:t>
-      </w:r>
-      <w:r>
-        <w:t>、</w:t>
-      </w:r>
-      <w:r>
-        <w:rPr>
-          <w:lang w:val="de-DE"/>
-        </w:rPr>
-        <w:t xml:space="preserve">Profile </w:t>
-      </w:r>
-      <w:r>
-        <w:t>和</w:t>
-      </w:r>
-      <w:r>
-        <w:rPr>
-          <w:lang w:val="de-DE"/>
-        </w:rPr>
         <w:t xml:space="preserve"> Timetable </w:t>
       </w:r>
-      <w:proofErr w:type="spellStart"/>
-      <w:r>
-        <w:t>的演示流程</w:t>
-      </w:r>
-      <w:proofErr w:type="spellEnd"/>
-      <w:r>
-        <w:t>。</w:t>
+      <w:r>
+        <w:t>的演示流程。</w:t>
       </w:r>
     </w:p>
     <w:p>
@@ -2436,11 +2010,9 @@
         <w:lastRenderedPageBreak/>
         <w:t xml:space="preserve">3. PPT </w:t>
       </w:r>
-      <w:proofErr w:type="spellStart"/>
       <w:r>
         <w:t>页码与讲者分配</w:t>
       </w:r>
-      <w:proofErr w:type="spellEnd"/>
       <w:r>
         <w:t xml:space="preserve"> / Zuordnung zu den Folien</w:t>
       </w:r>
@@ -3724,21 +3296,7 @@
         <w:rPr>
           <w:lang w:eastAsia="zh-CN"/>
         </w:rPr>
-        <w:t>开场、项目背景、项目目标、课程要求、技术</w:t>
-      </w:r>
-      <w:proofErr w:type="gramStart"/>
-      <w:r>
-        <w:rPr>
-          <w:lang w:eastAsia="zh-CN"/>
-        </w:rPr>
-        <w:t>栈</w:t>
-      </w:r>
-      <w:proofErr w:type="gramEnd"/>
-      <w:r>
-        <w:rPr>
-          <w:lang w:eastAsia="zh-CN"/>
-        </w:rPr>
-        <w:t>。</w:t>
+        <w:t>开场、项目背景、项目目标、课程要求、技术栈。</w:t>
       </w:r>
     </w:p>
     <w:p>
@@ -3770,7 +3328,6 @@
           <w:lang w:val="de-DE"/>
         </w:rPr>
       </w:pPr>
-      <w:proofErr w:type="spellStart"/>
       <w:r>
         <w:rPr>
           <w:b/>
@@ -3778,7 +3335,6 @@
         </w:rPr>
         <w:t>中文稿</w:t>
       </w:r>
-      <w:proofErr w:type="spellEnd"/>
       <w:r>
         <w:rPr>
           <w:b/>
@@ -3795,7 +3351,6 @@
           <w:lang w:val="de-DE"/>
         </w:rPr>
       </w:pPr>
-      <w:proofErr w:type="spellStart"/>
       <w:r>
         <w:t>各位老师好</w:t>
       </w:r>
@@ -3808,7 +3363,6 @@
       <w:r>
         <w:t>我们今天要介绍的项目叫</w:t>
       </w:r>
-      <w:proofErr w:type="spellEnd"/>
       <w:r>
         <w:rPr>
           <w:lang w:val="de-DE"/>
@@ -3824,7 +3378,6 @@
         </w:rPr>
         <w:t xml:space="preserve">Anitrack </w:t>
       </w:r>
-      <w:proofErr w:type="spellStart"/>
       <w:r>
         <w:t>是一个个人动漫追番管理和数据分析平台</w:t>
       </w:r>
@@ -3837,20 +3390,14 @@
       <w:r>
         <w:t>属于</w:t>
       </w:r>
-      <w:proofErr w:type="spellEnd"/>
       <w:r>
         <w:rPr>
           <w:lang w:val="de-DE"/>
         </w:rPr>
         <w:t xml:space="preserve"> Web Technologies I </w:t>
       </w:r>
-      <w:proofErr w:type="spellStart"/>
-      <w:r>
-        <w:t>的课程项目</w:t>
-      </w:r>
-      <w:proofErr w:type="spellEnd"/>
-      <w:r>
-        <w:t>。</w:t>
+      <w:r>
+        <w:t>的课程项目。</w:t>
       </w:r>
     </w:p>
     <w:p>
@@ -3860,13 +3407,8 @@
           <w:lang w:eastAsia="zh-CN"/>
         </w:rPr>
       </w:pPr>
-      <w:proofErr w:type="spellStart"/>
-      <w:r>
-        <w:t>我先介绍项目背景、目标、课程要求和技术栈</w:t>
-      </w:r>
-      <w:proofErr w:type="spellEnd"/>
-      <w:r>
-        <w:t>。</w:t>
+      <w:r>
+        <w:t>我先介绍项目背景、目标、课程要求和技术栈。</w:t>
       </w:r>
       <w:r>
         <w:rPr>
@@ -3886,92 +3428,15 @@
         <w:rPr>
           <w:lang w:eastAsia="zh-CN"/>
         </w:rPr>
-        <w:t>我们做这个项目的原因是，很多</w:t>
-      </w:r>
-      <w:proofErr w:type="gramStart"/>
-      <w:r>
-        <w:rPr>
-          <w:lang w:eastAsia="zh-CN"/>
-        </w:rPr>
-        <w:t>动漫用户</w:t>
-      </w:r>
-      <w:proofErr w:type="gramEnd"/>
-      <w:r>
-        <w:rPr>
-          <w:lang w:eastAsia="zh-CN"/>
-        </w:rPr>
-        <w:t>会用表格、笔记软件或者多个网站</w:t>
-      </w:r>
-      <w:proofErr w:type="gramStart"/>
-      <w:r>
-        <w:rPr>
-          <w:lang w:eastAsia="zh-CN"/>
-        </w:rPr>
-        <w:t>记录追番进度</w:t>
-      </w:r>
-      <w:proofErr w:type="gramEnd"/>
-      <w:r>
-        <w:rPr>
-          <w:lang w:eastAsia="zh-CN"/>
-        </w:rPr>
-        <w:t xml:space="preserve">。这种方式比较分散，不够直观，也不方便看到长期观看习惯。所以 </w:t>
-      </w:r>
-      <w:proofErr w:type="spellStart"/>
-      <w:r>
-        <w:rPr>
-          <w:lang w:eastAsia="zh-CN"/>
-        </w:rPr>
-        <w:t>Anitrack</w:t>
-      </w:r>
-      <w:proofErr w:type="spellEnd"/>
-      <w:r>
-        <w:rPr>
-          <w:lang w:eastAsia="zh-CN"/>
-        </w:rPr>
-        <w:t xml:space="preserve"> 把个人 Watchlist、观看状态、月度活动热力图和当季</w:t>
-      </w:r>
-      <w:proofErr w:type="gramStart"/>
-      <w:r>
-        <w:rPr>
-          <w:lang w:eastAsia="zh-CN"/>
-        </w:rPr>
-        <w:t>番剧信息</w:t>
-      </w:r>
-      <w:proofErr w:type="gramEnd"/>
-      <w:r>
-        <w:rPr>
-          <w:lang w:eastAsia="zh-CN"/>
-        </w:rPr>
-        <w:t>整合到一个 Web 应用里。</w:t>
+        <w:t>我们做这个项目的原因是，很多动漫用户会用表格、笔记软件或者多个网站记录追番进度。这种方式比较分散，不够直观，也不方便看到长期观看习惯。所以 Anitrack 把个人 Watchlist、观看状态、月度活动热力图和当季番剧信息整合到一个 Web 应用里。</w:t>
       </w:r>
     </w:p>
     <w:p>
       <w:pPr>
         <w:spacing w:after="100" w:line="269" w:lineRule="auto"/>
       </w:pPr>
-      <w:proofErr w:type="spellStart"/>
-      <w:r>
-        <w:t>项目的基本功能包括：用户可以添加动漫，设置</w:t>
-      </w:r>
-      <w:proofErr w:type="spellEnd"/>
-      <w:r>
-        <w:t xml:space="preserve"> </w:t>
-      </w:r>
-      <w:proofErr w:type="spellStart"/>
-      <w:r>
-        <w:t>Planned、Watching、Completed</w:t>
-      </w:r>
-      <w:proofErr w:type="spellEnd"/>
-      <w:r>
-        <w:t xml:space="preserve"> </w:t>
-      </w:r>
-      <w:proofErr w:type="spellStart"/>
-      <w:r>
-        <w:t>等状态；可以在</w:t>
-      </w:r>
-      <w:proofErr w:type="spellEnd"/>
-      <w:r>
-        <w:t xml:space="preserve"> Dashboard 看到正在看的条目和当季推荐；可以在 Library 搜索并管理清单；可以在 Profile 页面查看类似 GitHub 贡献图的月度活动热力图。</w:t>
+      <w:r>
+        <w:t>项目的基本功能包括：用户可以添加动漫，设置 Planned、Watching、Completed 等状态；可以在 Dashboard 看到正在看的条目和当季推荐；可以在 Library 搜索并管理清单；可以在 Profile 页面查看类似 GitHub 贡献图的月度活动热力图。</w:t>
       </w:r>
     </w:p>
     <w:p>
@@ -3990,35 +3455,13 @@
         </w:rPr>
       </w:pPr>
       <w:r>
-        <w:t xml:space="preserve">技术栈方面，前端使用 Next.js、React、TypeScript、Tailwind CSS 和 TanStack Query。后端使用 NestJS、Mongoose、Swagger 和 Bee </w:t>
-      </w:r>
-      <w:proofErr w:type="spellStart"/>
-      <w:r>
-        <w:t>后台任务</w:t>
-      </w:r>
-      <w:proofErr w:type="spellEnd"/>
-      <w:r>
-        <w:t>。</w:t>
+        <w:t>技术栈方面，前端使用 Next.js、React、TypeScript、Tailwind CSS 和 TanStack Query。后端使用 NestJS、Mongoose、Swagger 和 Bee 后台任务。</w:t>
       </w:r>
       <w:r>
         <w:rPr>
           <w:lang w:eastAsia="zh-CN"/>
         </w:rPr>
-        <w:t xml:space="preserve">数据库使用 MongoDB。外部动漫数据主要来自 Jikan 和 </w:t>
-      </w:r>
-      <w:proofErr w:type="spellStart"/>
-      <w:r>
-        <w:rPr>
-          <w:lang w:eastAsia="zh-CN"/>
-        </w:rPr>
-        <w:t>Bangumi</w:t>
-      </w:r>
-      <w:proofErr w:type="spellEnd"/>
-      <w:r>
-        <w:rPr>
-          <w:lang w:eastAsia="zh-CN"/>
-        </w:rPr>
-        <w:t>。</w:t>
+        <w:t>数据库使用 MongoDB。外部动漫数据主要来自 Jikan 和 Bangumi。</w:t>
       </w:r>
     </w:p>
     <w:p>
@@ -4039,21 +3482,12 @@
       <w:pPr>
         <w:spacing w:before="120" w:after="40" w:line="259" w:lineRule="auto"/>
       </w:pPr>
-      <w:proofErr w:type="spellStart"/>
       <w:r>
         <w:rPr>
           <w:b/>
           <w:color w:val="7030A0"/>
         </w:rPr>
-        <w:t>德语稿</w:t>
-      </w:r>
-      <w:proofErr w:type="spellEnd"/>
-      <w:r>
-        <w:rPr>
-          <w:b/>
-          <w:color w:val="7030A0"/>
-        </w:rPr>
-        <w:t xml:space="preserve"> / Deutscher Text</w:t>
+        <w:t>德语稿 / Deutscher Text</w:t>
       </w:r>
     </w:p>
     <w:p>
@@ -4174,22 +3608,18 @@
         <w:lastRenderedPageBreak/>
         <w:t xml:space="preserve">5. </w:t>
       </w:r>
-      <w:proofErr w:type="spellStart"/>
       <w:r>
         <w:t>讲者</w:t>
       </w:r>
-      <w:proofErr w:type="spellEnd"/>
       <w:r>
         <w:rPr>
           <w:lang w:val="de-DE"/>
         </w:rPr>
         <w:t xml:space="preserve"> B </w:t>
       </w:r>
-      <w:proofErr w:type="spellStart"/>
       <w:r>
         <w:t>演讲稿</w:t>
       </w:r>
-      <w:proofErr w:type="spellEnd"/>
       <w:r>
         <w:rPr>
           <w:lang w:val="de-DE"/>
@@ -4204,7 +3634,6 @@
           <w:lang w:val="de-DE"/>
         </w:rPr>
       </w:pPr>
-      <w:proofErr w:type="spellStart"/>
       <w:r>
         <w:rPr>
           <w:b/>
@@ -4221,11 +3650,7 @@
         <w:t>：</w:t>
       </w:r>
       <w:r>
-        <w:t>系统架构</w:t>
-      </w:r>
-      <w:proofErr w:type="spellEnd"/>
-      <w:r>
-        <w:t>、</w:t>
+        <w:t>系统架构、</w:t>
       </w:r>
       <w:r>
         <w:rPr>
@@ -4234,15 +3659,7 @@
         <w:t>Swagger/OpenAPI</w:t>
       </w:r>
       <w:r>
-        <w:t>、</w:t>
-      </w:r>
-      <w:proofErr w:type="spellStart"/>
-      <w:r>
-        <w:t>用户路径、数据流与缓存、后端业务逻辑</w:t>
-      </w:r>
-      <w:proofErr w:type="spellEnd"/>
-      <w:r>
-        <w:t>。</w:t>
+        <w:t>、用户路径、数据流与缓存、后端业务逻辑。</w:t>
       </w:r>
     </w:p>
     <w:p>
@@ -4274,7 +3691,6 @@
           <w:lang w:val="de-DE"/>
         </w:rPr>
       </w:pPr>
-      <w:proofErr w:type="spellStart"/>
       <w:r>
         <w:rPr>
           <w:b/>
@@ -4282,7 +3698,6 @@
         </w:rPr>
         <w:t>中文稿</w:t>
       </w:r>
-      <w:proofErr w:type="spellEnd"/>
       <w:r>
         <w:rPr>
           <w:b/>
@@ -4299,22 +3714,42 @@
           <w:lang w:val="de-DE"/>
         </w:rPr>
       </w:pPr>
-      <w:proofErr w:type="spellStart"/>
       <w:r>
         <w:t>我来介绍</w:t>
       </w:r>
-      <w:proofErr w:type="spellEnd"/>
       <w:r>
         <w:rPr>
           <w:lang w:val="de-DE"/>
         </w:rPr>
         <w:t xml:space="preserve"> Anitrack </w:t>
       </w:r>
-      <w:proofErr w:type="spellStart"/>
-      <w:r>
-        <w:t>的系统架构</w:t>
-      </w:r>
-      <w:proofErr w:type="spellEnd"/>
+      <w:r>
+        <w:t>的系统架构、</w:t>
+      </w:r>
+      <w:r>
+        <w:rPr>
+          <w:lang w:val="de-DE"/>
+        </w:rPr>
+        <w:t xml:space="preserve">API </w:t>
+      </w:r>
+      <w:r>
+        <w:t>设计、数据流和后端业务逻辑。我在项目中主要负责后端方向</w:t>
+      </w:r>
+      <w:r>
+        <w:rPr>
+          <w:lang w:val="de-DE"/>
+        </w:rPr>
+        <w:t>，</w:t>
+      </w:r>
+      <w:r>
+        <w:t>包括</w:t>
+      </w:r>
+      <w:r>
+        <w:rPr>
+          <w:lang w:val="de-DE"/>
+        </w:rPr>
+        <w:t xml:space="preserve"> NestJS API</w:t>
+      </w:r>
       <w:r>
         <w:t>、</w:t>
       </w:r>
@@ -4322,72 +3757,28 @@
         <w:rPr>
           <w:lang w:val="de-DE"/>
         </w:rPr>
-        <w:t xml:space="preserve">API </w:t>
-      </w:r>
-      <w:proofErr w:type="spellStart"/>
-      <w:r>
-        <w:t>设计、数据流和后端业务逻辑。我在项目中主要负责后端方向</w:t>
+        <w:t xml:space="preserve">MongoDB </w:t>
+      </w:r>
+      <w:r>
+        <w:t>数据模型、</w:t>
       </w:r>
       <w:r>
         <w:rPr>
           <w:lang w:val="de-DE"/>
         </w:rPr>
-        <w:t>，</w:t>
-      </w:r>
-      <w:r>
-        <w:t>包括</w:t>
-      </w:r>
-      <w:proofErr w:type="spellEnd"/>
+        <w:t xml:space="preserve">Swagger/OpenAPI </w:t>
+      </w:r>
+      <w:r>
+        <w:t>契约、缓存流程、</w:t>
+      </w:r>
       <w:r>
         <w:rPr>
           <w:lang w:val="de-DE"/>
         </w:rPr>
-        <w:t xml:space="preserve"> NestJS API</w:t>
-      </w:r>
-      <w:r>
-        <w:t>、</w:t>
-      </w:r>
-      <w:r>
-        <w:rPr>
-          <w:lang w:val="de-DE"/>
-        </w:rPr>
-        <w:t xml:space="preserve">MongoDB </w:t>
-      </w:r>
-      <w:proofErr w:type="spellStart"/>
-      <w:r>
-        <w:t>数据模型</w:t>
-      </w:r>
-      <w:proofErr w:type="spellEnd"/>
-      <w:r>
-        <w:t>、</w:t>
-      </w:r>
-      <w:r>
-        <w:rPr>
-          <w:lang w:val="de-DE"/>
-        </w:rPr>
-        <w:t xml:space="preserve">Swagger/OpenAPI </w:t>
-      </w:r>
-      <w:proofErr w:type="spellStart"/>
-      <w:r>
-        <w:t>契约、缓存流程</w:t>
-      </w:r>
-      <w:proofErr w:type="spellEnd"/>
-      <w:r>
-        <w:t>、</w:t>
-      </w:r>
-      <w:r>
-        <w:rPr>
-          <w:lang w:val="de-DE"/>
-        </w:rPr>
         <w:t xml:space="preserve">Bee </w:t>
       </w:r>
-      <w:proofErr w:type="spellStart"/>
-      <w:r>
-        <w:t>镜像任务和核心业务规则</w:t>
-      </w:r>
-      <w:proofErr w:type="spellEnd"/>
-      <w:r>
-        <w:t>。</w:t>
+      <w:r>
+        <w:t>镜像任务和核心业务规则。</w:t>
       </w:r>
     </w:p>
     <w:p>
@@ -4401,49 +3792,7 @@
         <w:rPr>
           <w:lang w:eastAsia="zh-CN"/>
         </w:rPr>
-        <w:t xml:space="preserve">整体架构可以分成几层。第一层是浏览器中的 Next.js 前端，用户在这里使用 Dashboard、Timetable、Library 和 Profile。第二层是 </w:t>
-      </w:r>
-      <w:proofErr w:type="spellStart"/>
-      <w:r>
-        <w:rPr>
-          <w:lang w:eastAsia="zh-CN"/>
-        </w:rPr>
-        <w:t>NestJS</w:t>
-      </w:r>
-      <w:proofErr w:type="spellEnd"/>
-      <w:r>
-        <w:rPr>
-          <w:lang w:eastAsia="zh-CN"/>
-        </w:rPr>
-        <w:t xml:space="preserve"> REST API，所有业务数据都通过后端接口访问。第三层是 MongoDB，用于存储用户</w:t>
-      </w:r>
-      <w:proofErr w:type="gramStart"/>
-      <w:r>
-        <w:rPr>
-          <w:lang w:eastAsia="zh-CN"/>
-        </w:rPr>
-        <w:t>追番数据</w:t>
-      </w:r>
-      <w:proofErr w:type="gramEnd"/>
-      <w:r>
-        <w:rPr>
-          <w:lang w:eastAsia="zh-CN"/>
-        </w:rPr>
-        <w:t xml:space="preserve">和镜像数据。第四层是外部数据源，例如 Jikan 和 </w:t>
-      </w:r>
-      <w:proofErr w:type="spellStart"/>
-      <w:r>
-        <w:rPr>
-          <w:lang w:eastAsia="zh-CN"/>
-        </w:rPr>
-        <w:t>Bangumi</w:t>
-      </w:r>
-      <w:proofErr w:type="spellEnd"/>
-      <w:r>
-        <w:rPr>
-          <w:lang w:eastAsia="zh-CN"/>
-        </w:rPr>
-        <w:t>，以及 Bee 后台同步任务。</w:t>
+        <w:t>整体架构可以分成几层。第一层是浏览器中的 Next.js 前端，用户在这里使用 Dashboard、Timetable、Library 和 Profile。第二层是 NestJS REST API，所有业务数据都通过后端接口访问。第三层是 MongoDB，用于存储用户追番数据和镜像数据。第四层是外部数据源，例如 Jikan 和 Bangumi，以及 Bee 后台同步任务。</w:t>
       </w:r>
     </w:p>
     <w:p>
@@ -4457,21 +3806,7 @@
         <w:rPr>
           <w:lang w:eastAsia="zh-CN"/>
         </w:rPr>
-        <w:t>这样的设计让前端保持轻量。前端主要负责页面展示、</w:t>
-      </w:r>
-      <w:proofErr w:type="gramStart"/>
-      <w:r>
-        <w:rPr>
-          <w:lang w:eastAsia="zh-CN"/>
-        </w:rPr>
-        <w:t>交互和</w:t>
-      </w:r>
-      <w:proofErr w:type="gramEnd"/>
-      <w:r>
-        <w:rPr>
-          <w:lang w:eastAsia="zh-CN"/>
-        </w:rPr>
-        <w:t>请求 API；核心规则，比如状态变化、缓存、热力图聚合和外部数据同步，都在后端完成。</w:t>
+        <w:t>这样的设计让前端保持轻量。前端主要负责页面展示、交互和请求 API；核心规则，比如状态变化、缓存、热力图聚合和外部数据同步，都在后端完成。</w:t>
       </w:r>
     </w:p>
     <w:p>
@@ -4481,94 +3816,22 @@
           <w:lang w:eastAsia="zh-CN"/>
         </w:rPr>
       </w:pPr>
-      <w:proofErr w:type="spellStart"/>
-      <w:r>
-        <w:t>我们采用</w:t>
-      </w:r>
-      <w:proofErr w:type="spellEnd"/>
-      <w:r>
-        <w:t xml:space="preserve"> API-first </w:t>
-      </w:r>
-      <w:proofErr w:type="spellStart"/>
-      <w:r>
-        <w:t>的方式。后端提供</w:t>
-      </w:r>
-      <w:proofErr w:type="spellEnd"/>
-      <w:r>
-        <w:t xml:space="preserve"> Swagger UI，可以在 /api-docs 中查看；仓库中也有 </w:t>
-      </w:r>
-      <w:proofErr w:type="gramStart"/>
-      <w:r>
-        <w:t>swagger.json</w:t>
-      </w:r>
-      <w:proofErr w:type="gramEnd"/>
-      <w:r>
-        <w:t xml:space="preserve">。这个文件是前端、后端和测试共同遵守的 API </w:t>
-      </w:r>
-      <w:proofErr w:type="spellStart"/>
-      <w:r>
-        <w:t>契约</w:t>
-      </w:r>
-      <w:proofErr w:type="spellEnd"/>
-      <w:r>
-        <w:t>。</w:t>
+      <w:r>
+        <w:t>我们采用 API-first 的方式。后端提供 Swagger UI，可以在 /api-docs 中查看；仓库中也有 swagger.json。这个文件是前端、后端和测试共同遵守的 API 契约。</w:t>
       </w:r>
       <w:r>
         <w:rPr>
           <w:lang w:eastAsia="zh-CN"/>
         </w:rPr>
-        <w:t xml:space="preserve">我们没有单独写一份 Word API 文档，因为 </w:t>
-      </w:r>
-      <w:proofErr w:type="spellStart"/>
-      <w:r>
-        <w:rPr>
-          <w:lang w:eastAsia="zh-CN"/>
-        </w:rPr>
-        <w:t>OpenAPI</w:t>
-      </w:r>
-      <w:proofErr w:type="spellEnd"/>
-      <w:r>
-        <w:rPr>
-          <w:lang w:eastAsia="zh-CN"/>
-        </w:rPr>
-        <w:t xml:space="preserve"> 文件本身就是可执行、可验证的接口文档。</w:t>
+        <w:t>我们没有单独写一份 Word API 文档，因为 OpenAPI 文件本身就是可执行、可验证的接口文档。</w:t>
       </w:r>
     </w:p>
     <w:p>
       <w:pPr>
         <w:spacing w:after="100" w:line="269" w:lineRule="auto"/>
       </w:pPr>
-      <w:proofErr w:type="spellStart"/>
-      <w:r>
-        <w:t>用户路径主要有四个页面：Dashboard</w:t>
-      </w:r>
-      <w:proofErr w:type="spellEnd"/>
-      <w:r>
-        <w:t xml:space="preserve"> </w:t>
-      </w:r>
-      <w:proofErr w:type="spellStart"/>
-      <w:r>
-        <w:t>用来查看正在追的番和当季推荐；Timetable</w:t>
-      </w:r>
-      <w:proofErr w:type="spellEnd"/>
-      <w:r>
-        <w:t xml:space="preserve"> </w:t>
-      </w:r>
-      <w:proofErr w:type="spellStart"/>
-      <w:r>
-        <w:t>用日期条查看每天的番剧；Library</w:t>
-      </w:r>
-      <w:proofErr w:type="spellEnd"/>
-      <w:r>
-        <w:t xml:space="preserve"> </w:t>
-      </w:r>
-      <w:proofErr w:type="spellStart"/>
-      <w:r>
-        <w:t>用来搜索并管理清单；Profile</w:t>
-      </w:r>
-      <w:proofErr w:type="spellEnd"/>
-      <w:r>
-        <w:t xml:space="preserve"> 用来查看热力图和某个月的活动明细。</w:t>
+      <w:r>
+        <w:t>用户路径主要有四个页面：Dashboard 用来查看正在追的番和当季推荐；Timetable 用日期条查看每天的番剧；Library 用来搜索并管理清单；Profile 用来查看热力图和某个月的活动明细。</w:t>
       </w:r>
     </w:p>
     <w:p>
@@ -4578,55 +3841,11 @@
           <w:lang w:eastAsia="zh-CN"/>
         </w:rPr>
       </w:pPr>
-      <w:proofErr w:type="gramStart"/>
-      <w:r>
-        <w:t>数据流可以用“添加一部动漫”来说明</w:t>
-      </w:r>
-      <w:proofErr w:type="gramEnd"/>
-      <w:r>
-        <w:t xml:space="preserve">。前端只发送 malId </w:t>
-      </w:r>
-      <w:proofErr w:type="spellStart"/>
-      <w:r>
-        <w:t>给后端</w:t>
-      </w:r>
-      <w:proofErr w:type="spellEnd"/>
-      <w:r>
-        <w:t>。</w:t>
-      </w:r>
       <w:r>
         <w:rPr>
           <w:lang w:eastAsia="zh-CN"/>
         </w:rPr>
-        <w:t xml:space="preserve">后端先检查数据库中是否已有 </w:t>
-      </w:r>
-      <w:proofErr w:type="spellStart"/>
-      <w:r>
-        <w:rPr>
-          <w:lang w:eastAsia="zh-CN"/>
-        </w:rPr>
-        <w:t>AnimeMeta</w:t>
-      </w:r>
-      <w:proofErr w:type="spellEnd"/>
-      <w:r>
-        <w:rPr>
-          <w:lang w:eastAsia="zh-CN"/>
-        </w:rPr>
-        <w:t xml:space="preserve">。如果没有，就从外部 API 拉取并缓存。之后创建 </w:t>
-      </w:r>
-      <w:proofErr w:type="spellStart"/>
-      <w:r>
-        <w:rPr>
-          <w:lang w:eastAsia="zh-CN"/>
-        </w:rPr>
-        <w:t>AnimeEntry</w:t>
-      </w:r>
-      <w:proofErr w:type="spellEnd"/>
-      <w:r>
-        <w:rPr>
-          <w:lang w:eastAsia="zh-CN"/>
-        </w:rPr>
-        <w:t>，保存用户自己的状态、日期和观看进度。返回给前端时，后端会把用户数据和动漫元数据组合起来。</w:t>
+        <w:t>数据流可以用“添加一部动漫”来说明。前端只发送 malId 给后端。后端先检查数据库中是否已有 AnimeMeta。如果没有，就从外部 API 拉取并缓存。之后创建 AnimeEntry，保存用户自己的状态、日期和观看进度。返回给前端时，后端会把用户数据和动漫元数据组合起来。</w:t>
       </w:r>
     </w:p>
     <w:p>
@@ -4640,35 +3859,7 @@
         <w:rPr>
           <w:lang w:eastAsia="zh-CN"/>
         </w:rPr>
-        <w:t xml:space="preserve">时间表数据优先读取 </w:t>
-      </w:r>
-      <w:proofErr w:type="spellStart"/>
-      <w:r>
-        <w:rPr>
-          <w:lang w:eastAsia="zh-CN"/>
-        </w:rPr>
-        <w:t>AnimeMirror</w:t>
-      </w:r>
-      <w:proofErr w:type="spellEnd"/>
-      <w:r>
-        <w:rPr>
-          <w:lang w:eastAsia="zh-CN"/>
-        </w:rPr>
-        <w:t xml:space="preserve">，而不是每次都请求外部 API。Bee 后台任务会定期从 Jikan 和 </w:t>
-      </w:r>
-      <w:proofErr w:type="spellStart"/>
-      <w:r>
-        <w:rPr>
-          <w:lang w:eastAsia="zh-CN"/>
-        </w:rPr>
-        <w:t>Bangumi</w:t>
-      </w:r>
-      <w:proofErr w:type="spellEnd"/>
-      <w:r>
-        <w:rPr>
-          <w:lang w:eastAsia="zh-CN"/>
-        </w:rPr>
-        <w:t xml:space="preserve"> 同步数据到 MongoDB，并处理限流和映射问题。这样可以减少外部 API 压力，也让页面加载更稳定。</w:t>
+        <w:t>时间表数据优先读取 AnimeMirror，而不是每次都请求外部 API。Bee 后台任务会定期从 Jikan 和 Bangumi 同步数据到 MongoDB，并处理限流和映射问题。这样可以减少外部 API 压力，也让页面加载更稳定。</w:t>
       </w:r>
     </w:p>
     <w:p>
@@ -4682,21 +3873,7 @@
         <w:rPr>
           <w:lang w:eastAsia="zh-CN"/>
         </w:rPr>
-        <w:t xml:space="preserve">后端业务逻辑有三个重点。第一是状态机：如果用户进行非法状态迁移，后端会拒绝请求，并返回 HTTP 409。第二是热力图聚合：每月活动强度 0 到 4 在服务器和数据库中计算，而不是在 React 里计算。第三是 Bee 镜像任务：它定期同步少量数据，做 </w:t>
-      </w:r>
-      <w:proofErr w:type="spellStart"/>
-      <w:r>
-        <w:rPr>
-          <w:lang w:eastAsia="zh-CN"/>
-        </w:rPr>
-        <w:t>Bangumi</w:t>
-      </w:r>
-      <w:proofErr w:type="spellEnd"/>
-      <w:r>
-        <w:rPr>
-          <w:lang w:eastAsia="zh-CN"/>
-        </w:rPr>
-        <w:t xml:space="preserve"> 映射，并处理外部接口的限制。</w:t>
+        <w:t>后端业务逻辑有三个重点。第一是状态机：如果用户进行非法状态迁移，后端会拒绝请求，并返回 HTTP 409。第二是热力图聚合：每月活动强度 0 到 4 在服务器和数据库中计算，而不是在 React 里计算。第三是 Bee 镜像任务：它定期同步少量数据，做 Bangumi 映射，并处理外部接口的限制。</w:t>
       </w:r>
     </w:p>
     <w:p>
@@ -4710,164 +3887,120 @@
         <w:rPr>
           <w:lang w:eastAsia="zh-CN"/>
         </w:rPr>
-        <w:t>总结来说，</w:t>
-      </w:r>
-      <w:proofErr w:type="spellStart"/>
-      <w:r>
-        <w:rPr>
-          <w:lang w:eastAsia="zh-CN"/>
-        </w:rPr>
-        <w:t>Anitrack</w:t>
-      </w:r>
-      <w:proofErr w:type="spellEnd"/>
-      <w:r>
-        <w:rPr>
-          <w:lang w:eastAsia="zh-CN"/>
-        </w:rPr>
-        <w:t xml:space="preserve"> 的架构重点是 API 可复用、前端轻量、后端集中处理业务逻辑。下面由第三位同学介绍测试、响应式设计和现场演示。</w:t>
+        <w:t>总结来说，Anitrack 的架构重点是 API 可复用、前端轻量、后端集中处理业务逻辑。下面由第三位同学介绍测试、响应式设计和现场演示。</w:t>
       </w:r>
     </w:p>
     <w:p>
       <w:pPr>
         <w:spacing w:before="120" w:after="40" w:line="259" w:lineRule="auto"/>
       </w:pPr>
-      <w:proofErr w:type="spellStart"/>
       <w:r>
         <w:rPr>
           <w:b/>
           <w:color w:val="7030A0"/>
         </w:rPr>
-        <w:t>德语稿</w:t>
-      </w:r>
-      <w:proofErr w:type="spellEnd"/>
-      <w:r>
-        <w:rPr>
-          <w:b/>
-          <w:color w:val="7030A0"/>
-        </w:rPr>
-        <w:t xml:space="preserve"> / Deutscher Text</w:t>
+        <w:t>德语稿 / Deutscher Text</w:t>
       </w:r>
     </w:p>
     <w:p>
       <w:pPr>
-        <w:spacing w:after="100" w:line="269" w:lineRule="auto"/>
-      </w:pPr>
-      <w:r>
-        <w:t>Ich erkläre nun die Systemarchitektur, das API-Design, den Datenfluss und die Backend-Logik von Anitrack. Im Projekt war ich hauptsächlich für den Backend-Bereich verantwortlich, also für die NestJS API, MongoDB-Datenmodelle, den Swagger/OpenAPI-Vertrag, Caching, Bee-Mirroring und zentrale Geschäftsregeln.</w:t>
+        <w:rPr>
+          <w:rFonts w:hint="eastAsia"/>
+        </w:rPr>
+      </w:pPr>
+      <w:r>
+        <w:t>I will now introduce the system architecture, API design, data flow, and backend logic of Anitrack. In this project, I was mainly responsible for the backend development, which includes the NestJS API, MongoDB data models, the Swagger/OpenAPI contract, caching mechanisms, Bee mirroring tasks, and core business rules.</w:t>
       </w:r>
     </w:p>
     <w:p>
       <w:pPr>
-        <w:spacing w:after="100" w:line="269" w:lineRule="auto"/>
-        <w:rPr>
-          <w:lang w:val="de-DE"/>
-        </w:rPr>
-      </w:pPr>
-      <w:r>
-        <w:rPr>
-          <w:lang w:val="de-DE"/>
-        </w:rPr>
-        <w:t>Die Architektur besteht aus mehreren Schichten. Die erste Schicht ist das Next.js-Frontend im Browser. Dort nutzen die Anwender Dashboard, Timetable, Library und Profile. Die zweite Schicht ist die NestJS REST API. Alle Geschäftsdaten laufen über diese API. Die dritte Schicht ist MongoDB, wo Nutzerdaten und gespiegelte Daten gespeichert werden. Die vierte Schicht besteht aus externen Datenquellen wie Jikan und Bangumi sowie aus dem Bee-Hintergrundprozess.</w:t>
+        <w:rPr>
+          <w:rFonts w:hint="eastAsia"/>
+        </w:rPr>
+      </w:pPr>
+      <w:r>
+        <w:t>The overall architecture consists of several layers. The first layer is the Next.js frontend running in the browser, where users interact with the Dashboard, Timetable, Library, and Profile. The second layer is the NestJS REST API, through which all business data is accessed. The third layer is MongoDB, used to store user tracking data and mirrored data. The fourth layer consists of external data sources like Jikan and Bangumi, along with the Bee background synchronization tasks.</w:t>
       </w:r>
     </w:p>
     <w:p>
       <w:pPr>
-        <w:spacing w:after="100" w:line="269" w:lineRule="auto"/>
-        <w:rPr>
-          <w:lang w:val="de-DE"/>
-        </w:rPr>
-      </w:pPr>
-      <w:r>
-        <w:rPr>
-          <w:lang w:val="de-DE"/>
-        </w:rPr>
-        <w:t>Durch dieses Design bleibt das Frontend schlank. Das Frontend ist vor allem für Darstellung, Interaktion und API-Anfragen zuständig. Zentrale Regeln wie Statusänderungen, Caching, Heatmap-Aggregation und externe Synchronisation liegen im Backend.</w:t>
+        <w:rPr>
+          <w:rFonts w:hint="eastAsia"/>
+        </w:rPr>
+      </w:pPr>
+      <w:r>
+        <w:t>This design keeps the frontend lightweight. The frontend is primarily responsible for presentation, user interaction, and making API requests. Meanwhile, core rules, such as status changes, caching, heatmap aggregation, and external data synchronization, are entirely handled by the backend.</w:t>
       </w:r>
     </w:p>
     <w:p>
       <w:pPr>
-        <w:spacing w:after="100" w:line="269" w:lineRule="auto"/>
-        <w:rPr>
-          <w:lang w:val="de-DE"/>
-        </w:rPr>
-      </w:pPr>
-      <w:r>
-        <w:rPr>
-          <w:lang w:val="de-DE"/>
-        </w:rPr>
+        <w:rPr>
+          <w:rFonts w:hint="eastAsia"/>
+        </w:rPr>
+      </w:pPr>
+      <w:r>
         <w:lastRenderedPageBreak/>
-        <w:t>Wir verfolgen einen API-first-Ansatz. Das Backend stellt eine Swagger UI unter /api-docs bereit. Im Repository gibt es außerdem eine swagger.json. Diese Datei ist der gemeinsame API-Vertrag für Frontend, Backend und Tests. Wir brauchen keine separate Word-API-Dokumentation, weil die OpenAPI-Datei selbst die ausführbare und überprüfbare Dokumentation ist.</w:t>
+        <w:t>We follow an API-first approach. The backend provides a Swagger UI accessible at /api-docs, and we also maintain a swagger.json file in the repository. This file serves as the shared API contract for the frontend, backend, and testing teams. We didn't need to write a separate Word document for the API, because the OpenAPI file itself acts as an executable and verifiable interface documentation.</w:t>
       </w:r>
     </w:p>
     <w:p>
       <w:pPr>
-        <w:spacing w:after="100" w:line="269" w:lineRule="auto"/>
-        <w:rPr>
-          <w:lang w:val="de-DE"/>
-        </w:rPr>
-      </w:pPr>
-      <w:r>
-        <w:rPr>
-          <w:lang w:val="de-DE"/>
-        </w:rPr>
-        <w:t>Die User Flows bestehen aus vier Hauptbereichen: Das Dashboard zeigt aktuelle Anime und saisonale Empfehlungen. Der Timetable zeigt Anime nach Datum. In der Library kann man suchen und Einträge verwalten. Im Profile-Bereich sieht man die Heatmap und die Aktivitäten eines Monats.</w:t>
+        <w:rPr>
+          <w:rFonts w:hint="eastAsia"/>
+        </w:rPr>
+      </w:pPr>
+      <w:r>
+        <w:t>The user flows mainly focus on four pages. The Dashboard is used to view currently tracked anime and seasonal recommendations. The Timetable shows daily anime schedules using a date bar. The Library allows users to search for anime and manage lists. The Profile is used to view the activity heatmap and monthly details.</w:t>
       </w:r>
     </w:p>
     <w:p>
       <w:pPr>
-        <w:spacing w:after="100" w:line="269" w:lineRule="auto"/>
-        <w:rPr>
-          <w:lang w:val="de-DE"/>
-        </w:rPr>
-      </w:pPr>
-      <w:r>
-        <w:rPr>
-          <w:lang w:val="de-DE"/>
-        </w:rPr>
-        <w:t>Den Datenfluss kann man am Beispiel “Anime hinzufügen” erklären. Das Frontend sendet nur eine malId an das Backend. Das Backend prüft zuerst, ob AnimeMeta bereits in der Datenbank vorhanden ist. Falls nicht, werden die Daten über eine externe API geladen und gecacht. Danach erstellt das Backend einen AnimeEntry mit Status, Datum und Fortschritt des Nutzers. Für die Antwort kombiniert das Backend Nutzerdaten und Anime-Metadaten.</w:t>
+        <w:rPr>
+          <w:rFonts w:hint="eastAsia"/>
+        </w:rPr>
+      </w:pPr>
+      <w:r>
+        <w:t>The data flow can be illustrated using the example of "adding an anime." The frontend only sends a malId to the backend. The backend first checks if the AnimeMeta already exists in the database. If it doesn't, it fetches the data from the external API and caches it. After that, it creates an AnimeEntry to save the user's specific status, dates, and watch progress. When responding to the frontend, the backend combines the user data with the anime metadata.</w:t>
       </w:r>
     </w:p>
     <w:p>
       <w:pPr>
-        <w:spacing w:after="100" w:line="269" w:lineRule="auto"/>
-        <w:rPr>
-          <w:lang w:val="de-DE"/>
-        </w:rPr>
-      </w:pPr>
-      <w:r>
-        <w:rPr>
-          <w:lang w:val="de-DE"/>
-        </w:rPr>
-        <w:t>Timetable-Daten werden bevorzugt aus AnimeMirror gelesen, statt bei jedem Seitenaufruf externe APIs zu verwenden. Der Bee-Hintergrundprozess synchronisiert regelmäßig Daten von Jikan und Bangumi nach MongoDB und berücksichtigt dabei Rate Limits und Mapping-Probleme. Dadurch wird die externe API weniger belastet und die Anwendung stabiler.</w:t>
+        <w:rPr>
+          <w:rFonts w:hint="eastAsia"/>
+        </w:rPr>
+      </w:pPr>
+      <w:r>
+        <w:t>For timetable data, the system prioritizes reading from AnimeMirror instead of hitting external APIs on every page load. The Bee background task regularly synchronizes data from Jikan and Bangumi to MongoDB, handling rate limits and data mapping challenges along the way. This significantly reduces the load on external APIs and makes page loading much more stable.</w:t>
       </w:r>
     </w:p>
     <w:p>
       <w:pPr>
-        <w:spacing w:after="100" w:line="269" w:lineRule="auto"/>
-        <w:rPr>
-          <w:lang w:val="de-DE"/>
-        </w:rPr>
-      </w:pPr>
-      <w:r>
-        <w:rPr>
-          <w:lang w:val="de-DE"/>
-        </w:rPr>
-        <w:t>Die Backend-Logik hat drei wichtige Punkte. Erstens gibt es eine Statusmaschine: Ungültige Statuswechsel werden vom Backend abgelehnt, zum Beispiel mit HTTP 409. Zweitens wird die Heatmap serverseitig aggregiert. Die Intensität von 0 bis 4 wird also nicht in React berechnet. Drittens synchronisiert Bee regelmäßig kleinere Datenmengen, ergänzt Bangumi-Mappings und behandelt externe Limits.</w:t>
+        <w:rPr>
+          <w:rFonts w:hint="eastAsia"/>
+        </w:rPr>
+      </w:pPr>
+      <w:r>
+        <w:t>There are three key highlights in our backend business logic. First is the State Machine: if a user attempts an invalid status transition, the backend rejects the request and returns an HTTP 409 conflict code. Second is the Heatmap Aggregation: the monthly activity intensity from 0 to 4 is calculated entirely on the server and database side, rather than inside React. Third is the Bee Mirroring Task: it regularly syncs small batches of data, handles Bangumi mapping, and manages external API rate limits.</w:t>
       </w:r>
     </w:p>
     <w:p>
       <w:pPr>
+        <w:rPr>
+          <w:rFonts w:hint="eastAsia"/>
+        </w:rPr>
+      </w:pPr>
+      <w:r>
+        <w:t>In conclusion, the focus of Anitrack's architecture is a reusable API, a lightweight frontend, and centralized backend business logic. Now, I will pass it over to our third presenter, who will cover testing, responsive design, and the live demo.</w:t>
+      </w:r>
+    </w:p>
+    <w:p>
+      <w:pPr>
         <w:spacing w:after="100" w:line="269" w:lineRule="auto"/>
         <w:rPr>
-          <w:lang w:val="de-DE"/>
-        </w:rPr>
-      </w:pPr>
-      <w:r>
-        <w:rPr>
-          <w:lang w:val="de-DE"/>
-        </w:rPr>
-        <w:t>Zusammengefasst liegt der Schwerpunkt der Architektur auf einer wiederverwendbaren API, einem schlanken Frontend und zentraler Geschäftslogik im Backend. Nun übergebe ich an die dritte Person für Tests, responsives Design und die Live-Demo.</w:t>
-      </w:r>
+          <w:rFonts w:eastAsia="宋体" w:hint="eastAsia"/>
+          <w:lang w:eastAsia="zh-CN"/>
+        </w:rPr>
+      </w:pPr>
     </w:p>
     <w:p>
       <w:pPr>
@@ -4961,7 +4094,6 @@
           <w:lang w:val="de-DE"/>
         </w:rPr>
       </w:pPr>
-      <w:proofErr w:type="spellStart"/>
       <w:r>
         <w:rPr>
           <w:b/>
@@ -4969,7 +4101,6 @@
         </w:rPr>
         <w:t>中文稿</w:t>
       </w:r>
-      <w:proofErr w:type="spellEnd"/>
       <w:r>
         <w:rPr>
           <w:b/>
@@ -4986,22 +4117,18 @@
           <w:lang w:val="de-DE"/>
         </w:rPr>
       </w:pPr>
-      <w:proofErr w:type="spellStart"/>
       <w:r>
         <w:t>我来介绍测试策略、响应式设计、现场演示和总结。我在项目中主要负责测试、响应式检查和</w:t>
       </w:r>
-      <w:proofErr w:type="spellEnd"/>
       <w:r>
         <w:rPr>
           <w:lang w:val="de-DE"/>
         </w:rPr>
         <w:t xml:space="preserve"> Live Demo，</w:t>
       </w:r>
-      <w:proofErr w:type="spellStart"/>
       <w:r>
         <w:t>包括</w:t>
       </w:r>
-      <w:proofErr w:type="spellEnd"/>
       <w:r>
         <w:rPr>
           <w:lang w:val="de-DE"/>
@@ -5018,62 +4145,52 @@
         <w:t>Vitest</w:t>
       </w:r>
       <w:r>
+        <w:t>、契约测试、移动端适配</w:t>
+      </w:r>
+      <w:r>
+        <w:rPr>
+          <w:lang w:val="de-DE"/>
+        </w:rPr>
+        <w:t>，</w:t>
+      </w:r>
+      <w:r>
+        <w:t>以及</w:t>
+      </w:r>
+      <w:r>
+        <w:rPr>
+          <w:lang w:val="de-DE"/>
+        </w:rPr>
+        <w:t xml:space="preserve"> Dashboard</w:t>
+      </w:r>
+      <w:r>
         <w:t>、</w:t>
       </w:r>
-      <w:proofErr w:type="spellStart"/>
-      <w:r>
-        <w:t>契约测试、移动端适配</w:t>
-      </w:r>
       <w:r>
         <w:rPr>
           <w:lang w:val="de-DE"/>
         </w:rPr>
-        <w:t>，</w:t>
-      </w:r>
-      <w:r>
-        <w:t>以及</w:t>
-      </w:r>
-      <w:proofErr w:type="spellEnd"/>
+        <w:t>Library</w:t>
+      </w:r>
+      <w:r>
+        <w:t>、</w:t>
+      </w:r>
       <w:r>
         <w:rPr>
           <w:lang w:val="de-DE"/>
         </w:rPr>
-        <w:t xml:space="preserve"> Dashboard</w:t>
-      </w:r>
-      <w:r>
-        <w:t>、</w:t>
+        <w:t xml:space="preserve">Profile </w:t>
+      </w:r>
+      <w:r>
+        <w:t>和</w:t>
       </w:r>
       <w:r>
         <w:rPr>
           <w:lang w:val="de-DE"/>
         </w:rPr>
-        <w:t>Library</w:t>
-      </w:r>
-      <w:r>
-        <w:t>、</w:t>
-      </w:r>
-      <w:r>
-        <w:rPr>
-          <w:lang w:val="de-DE"/>
-        </w:rPr>
-        <w:t xml:space="preserve">Profile </w:t>
-      </w:r>
-      <w:r>
-        <w:t>和</w:t>
-      </w:r>
-      <w:r>
-        <w:rPr>
-          <w:lang w:val="de-DE"/>
-        </w:rPr>
         <w:t xml:space="preserve"> Timetable </w:t>
       </w:r>
-      <w:proofErr w:type="spellStart"/>
-      <w:r>
-        <w:t>的演示流程</w:t>
-      </w:r>
-      <w:proofErr w:type="spellEnd"/>
-      <w:r>
-        <w:t>。</w:t>
+      <w:r>
+        <w:t>的演示流程。</w:t>
       </w:r>
     </w:p>
     <w:p>
@@ -5087,35 +4204,7 @@
         <w:rPr>
           <w:lang w:eastAsia="zh-CN"/>
         </w:rPr>
-        <w:t xml:space="preserve">首先是测试。我们使用了三类测试。第一类是单元测试，主要测试纯函数，例如热力图强度映射。第二类是集成测试，用来测试真实 API 和 MongoDB 的交互。第三类是契约测试，通过 </w:t>
-      </w:r>
-      <w:proofErr w:type="spellStart"/>
-      <w:r>
-        <w:rPr>
-          <w:lang w:eastAsia="zh-CN"/>
-        </w:rPr>
-        <w:t>swagger.json</w:t>
-      </w:r>
-      <w:proofErr w:type="spellEnd"/>
-      <w:r>
-        <w:rPr>
-          <w:lang w:eastAsia="zh-CN"/>
-        </w:rPr>
-        <w:t xml:space="preserve"> 检查运行中的 API 是否和 </w:t>
-      </w:r>
-      <w:proofErr w:type="spellStart"/>
-      <w:r>
-        <w:rPr>
-          <w:lang w:eastAsia="zh-CN"/>
-        </w:rPr>
-        <w:t>OpenAPI</w:t>
-      </w:r>
-      <w:proofErr w:type="spellEnd"/>
-      <w:r>
-        <w:rPr>
-          <w:lang w:eastAsia="zh-CN"/>
-        </w:rPr>
-        <w:t xml:space="preserve"> 规范一致。</w:t>
+        <w:t>首先是测试。我们使用了三类测试。第一类是单元测试，主要测试纯函数，例如热力图强度映射。第二类是集成测试，用来测试真实 API 和 MongoDB 的交互。第三类是契约测试，通过 swagger.json 检查运行中的 API 是否和 OpenAPI 规范一致。</w:t>
       </w:r>
     </w:p>
     <w:p>
@@ -5171,49 +4260,7 @@
         <w:rPr>
           <w:lang w:eastAsia="zh-CN"/>
         </w:rPr>
-        <w:t>第一步打开 Dashboard。这里可以看到正在观看的条目和从本地镜像数据中抽样的当季推荐。第二步进入 Library，搜索一部</w:t>
-      </w:r>
-      <w:proofErr w:type="gramStart"/>
-      <w:r>
-        <w:rPr>
-          <w:lang w:eastAsia="zh-CN"/>
-        </w:rPr>
-        <w:t>动漫并</w:t>
-      </w:r>
-      <w:proofErr w:type="gramEnd"/>
-      <w:r>
-        <w:rPr>
-          <w:lang w:eastAsia="zh-CN"/>
-        </w:rPr>
-        <w:t>添加到 Watchlist。添加时</w:t>
-      </w:r>
-      <w:proofErr w:type="gramStart"/>
-      <w:r>
-        <w:rPr>
-          <w:lang w:eastAsia="zh-CN"/>
-        </w:rPr>
-        <w:t>前端只</w:t>
-      </w:r>
-      <w:proofErr w:type="gramEnd"/>
-      <w:r>
-        <w:rPr>
-          <w:lang w:eastAsia="zh-CN"/>
-        </w:rPr>
-        <w:t xml:space="preserve">发送 </w:t>
-      </w:r>
-      <w:proofErr w:type="spellStart"/>
-      <w:r>
-        <w:rPr>
-          <w:lang w:eastAsia="zh-CN"/>
-        </w:rPr>
-        <w:t>malId</w:t>
-      </w:r>
-      <w:proofErr w:type="spellEnd"/>
-      <w:r>
-        <w:rPr>
-          <w:lang w:eastAsia="zh-CN"/>
-        </w:rPr>
-        <w:t>，实际的数据处理由后端完成。第三步打开条目并修改状态，状态变化会由后端验证。第四步进入 Profile，查看月度热力图，并点击某个月查看活动明细。时间允许的话，还可以展示 Timetable，选择日期查看当天番剧。</w:t>
+        <w:t>第一步打开 Dashboard。这里可以看到正在观看的条目和从本地镜像数据中抽样的当季推荐。第二步进入 Library，搜索一部动漫并添加到 Watchlist。添加时前端只发送 malId，实际的数据处理由后端完成。第三步打开条目并修改状态，状态变化会由后端验证。第四步进入 Profile，查看月度热力图，并点击某个月查看活动明细。时间允许的话，还可以展示 Timetable，选择日期查看当天番剧。</w:t>
       </w:r>
     </w:p>
     <w:p>
@@ -5227,21 +4274,7 @@
         <w:rPr>
           <w:lang w:eastAsia="zh-CN"/>
         </w:rPr>
-        <w:t>目前项目也有一些局限。比如</w:t>
-      </w:r>
-      <w:proofErr w:type="gramStart"/>
-      <w:r>
-        <w:rPr>
-          <w:lang w:eastAsia="zh-CN"/>
-        </w:rPr>
-        <w:t>部分番剧播出</w:t>
-      </w:r>
-      <w:proofErr w:type="gramEnd"/>
-      <w:r>
-        <w:rPr>
-          <w:lang w:eastAsia="zh-CN"/>
-        </w:rPr>
-        <w:t>时间显示为 TBD，这是因为上游数据本身不完整。另外项目目前还是单用户模式，使用临时用户 ID，还没有完整的登录系统。未来可以扩展多用户认证、个性化推荐和更完整的数据分析。</w:t>
+        <w:t>目前项目也有一些局限。比如部分番剧播出时间显示为 TBD，这是因为上游数据本身不完整。另外项目目前还是单用户模式，使用临时用户 ID，还没有完整的登录系统。未来可以扩展多用户认证、个性化推荐和更完整的数据分析。</w:t>
       </w:r>
     </w:p>
     <w:p>
@@ -5255,42 +4288,19 @@
         <w:rPr>
           <w:lang w:eastAsia="zh-CN"/>
         </w:rPr>
-        <w:t>总体来说，我们完成了课程核心范围：</w:t>
-      </w:r>
-      <w:proofErr w:type="spellStart"/>
-      <w:r>
-        <w:rPr>
-          <w:lang w:eastAsia="zh-CN"/>
-        </w:rPr>
-        <w:t>NestJS</w:t>
-      </w:r>
-      <w:proofErr w:type="spellEnd"/>
-      <w:r>
-        <w:rPr>
-          <w:lang w:eastAsia="zh-CN"/>
-        </w:rPr>
-        <w:t xml:space="preserve"> 后端、CRUD API、API-first 设计、测试、后端业务逻辑和响应式前端。我们的汇报到这里结束，谢谢大家。欢迎提问。</w:t>
+        <w:t>总体来说，我们完成了课程核心范围：NestJS 后端、CRUD API、API-first 设计、测试、后端业务逻辑和响应式前端。我们的汇报到这里结束，谢谢大家。欢迎提问。</w:t>
       </w:r>
     </w:p>
     <w:p>
       <w:pPr>
         <w:spacing w:before="120" w:after="40" w:line="259" w:lineRule="auto"/>
       </w:pPr>
-      <w:proofErr w:type="spellStart"/>
       <w:r>
         <w:rPr>
           <w:b/>
           <w:color w:val="7030A0"/>
         </w:rPr>
-        <w:t>德语稿</w:t>
-      </w:r>
-      <w:proofErr w:type="spellEnd"/>
-      <w:r>
-        <w:rPr>
-          <w:b/>
-          <w:color w:val="7030A0"/>
-        </w:rPr>
-        <w:t xml:space="preserve"> / Deutscher Text</w:t>
+        <w:t>德语稿 / Deutscher Text</w:t>
       </w:r>
     </w:p>
     <w:p>
@@ -5397,23 +4407,7 @@
         <w:t xml:space="preserve">Zusammenfassend haben wir den Kernumfang des Kursprojekts umgesetzt: NestJS-Backend, CRUD API, API-first-Design, Tests, serverseitige Geschäftslogik und responsives Frontend. Damit sind wir am Ende der Präsentation. Vielen Dank für Ihre Aufmerksamkeit. </w:t>
       </w:r>
       <w:r>
-        <w:t xml:space="preserve">Wir </w:t>
-      </w:r>
-      <w:proofErr w:type="spellStart"/>
-      <w:r>
-        <w:t>beantworten</w:t>
-      </w:r>
-      <w:proofErr w:type="spellEnd"/>
-      <w:r>
-        <w:t xml:space="preserve"> gerne </w:t>
-      </w:r>
-      <w:proofErr w:type="spellStart"/>
-      <w:r>
-        <w:t>Ihre</w:t>
-      </w:r>
-      <w:proofErr w:type="spellEnd"/>
-      <w:r>
-        <w:t xml:space="preserve"> Fragen.</w:t>
+        <w:t>Wir beantworten gerne Ihre Fragen.</w:t>
       </w:r>
     </w:p>
     <w:p>
@@ -5647,47 +4641,11 @@
             <w:pPr>
               <w:spacing w:after="40" w:line="252" w:lineRule="auto"/>
             </w:pPr>
-            <w:proofErr w:type="spellStart"/>
             <w:r>
               <w:rPr>
                 <w:sz w:val="18"/>
               </w:rPr>
-              <w:t>浏览器准备</w:t>
-            </w:r>
-            <w:proofErr w:type="spellEnd"/>
-            <w:r>
-              <w:rPr>
-                <w:sz w:val="18"/>
-              </w:rPr>
-              <w:t xml:space="preserve"> localhost:3000 </w:t>
-            </w:r>
-            <w:proofErr w:type="spellStart"/>
-            <w:r>
-              <w:rPr>
-                <w:sz w:val="18"/>
-              </w:rPr>
-              <w:t>和可选</w:t>
-            </w:r>
-            <w:proofErr w:type="spellEnd"/>
-            <w:r>
-              <w:rPr>
-                <w:sz w:val="18"/>
-              </w:rPr>
-              <w:t xml:space="preserve"> localhost:3001/</w:t>
-            </w:r>
-            <w:proofErr w:type="spellStart"/>
-            <w:r>
-              <w:rPr>
-                <w:sz w:val="18"/>
-              </w:rPr>
-              <w:t>api</w:t>
-            </w:r>
-            <w:proofErr w:type="spellEnd"/>
-            <w:r>
-              <w:rPr>
-                <w:sz w:val="18"/>
-              </w:rPr>
-              <w:t>-docs</w:t>
+              <w:t>浏览器准备 localhost:3000 和可选 localhost:3001/api-docs</w:t>
             </w:r>
           </w:p>
         </w:tc>
@@ -5718,27 +4676,12 @@
       <w:pPr>
         <w:pStyle w:val="21"/>
       </w:pPr>
-      <w:proofErr w:type="spellStart"/>
       <w:r>
         <w:t>演示时可直接说</w:t>
       </w:r>
-      <w:proofErr w:type="spellEnd"/>
-      <w:r>
-        <w:t xml:space="preserve"> / </w:t>
-      </w:r>
-      <w:proofErr w:type="spellStart"/>
-      <w:r>
-        <w:t>Direkte</w:t>
-      </w:r>
-      <w:proofErr w:type="spellEnd"/>
-      <w:r>
-        <w:t xml:space="preserve"> Demo-</w:t>
-      </w:r>
-      <w:proofErr w:type="spellStart"/>
-      <w:r>
-        <w:t>Sätze</w:t>
-      </w:r>
-      <w:proofErr w:type="spellEnd"/>
+      <w:r>
+        <w:t xml:space="preserve"> / Direkte Demo-Sätze</w:t>
+      </w:r>
     </w:p>
     <w:tbl>
       <w:tblPr>
@@ -5861,23 +4804,7 @@
                 <w:sz w:val="17"/>
                 <w:lang w:eastAsia="zh-CN"/>
               </w:rPr>
-              <w:t>这里是 Dashboard，可以看到正在看的</w:t>
-            </w:r>
-            <w:proofErr w:type="gramStart"/>
-            <w:r>
-              <w:rPr>
-                <w:sz w:val="17"/>
-                <w:lang w:eastAsia="zh-CN"/>
-              </w:rPr>
-              <w:t>动漫和</w:t>
-            </w:r>
-            <w:proofErr w:type="gramEnd"/>
-            <w:r>
-              <w:rPr>
-                <w:sz w:val="17"/>
-                <w:lang w:eastAsia="zh-CN"/>
-              </w:rPr>
-              <w:t>本地镜像中的当季推荐。</w:t>
+              <w:t>这里是 Dashboard，可以看到正在看的动漫和本地镜像中的当季推荐。</w:t>
             </w:r>
           </w:p>
         </w:tc>
@@ -6160,29 +5087,11 @@
       <w:pPr>
         <w:pStyle w:val="21"/>
       </w:pPr>
-      <w:proofErr w:type="spellStart"/>
       <w:r>
         <w:t>常见问答与回答分工</w:t>
       </w:r>
-      <w:proofErr w:type="spellEnd"/>
-      <w:r>
-        <w:t xml:space="preserve"> / </w:t>
-      </w:r>
-      <w:proofErr w:type="spellStart"/>
-      <w:r>
-        <w:t>Häufige</w:t>
-      </w:r>
-      <w:proofErr w:type="spellEnd"/>
-      <w:r>
-        <w:t xml:space="preserve"> </w:t>
-      </w:r>
-      <w:proofErr w:type="spellStart"/>
-      <w:r>
-        <w:t>Fragen</w:t>
-      </w:r>
-      <w:proofErr w:type="spellEnd"/>
-      <w:r>
-        <w:t xml:space="preserve"> und Zuständigkeit</w:t>
+      <w:r>
+        <w:t xml:space="preserve"> / Häufige Fragen und Zuständigkeit</w:t>
       </w:r>
     </w:p>
     <w:tbl>
@@ -6343,23 +5252,7 @@
                 <w:sz w:val="15"/>
                 <w:lang w:eastAsia="zh-CN"/>
               </w:rPr>
-              <w:t xml:space="preserve">因为前端、后端和测试可以共用同一份 </w:t>
-            </w:r>
-            <w:proofErr w:type="spellStart"/>
-            <w:r>
-              <w:rPr>
-                <w:sz w:val="15"/>
-                <w:lang w:eastAsia="zh-CN"/>
-              </w:rPr>
-              <w:t>swagger.json</w:t>
-            </w:r>
-            <w:proofErr w:type="spellEnd"/>
-            <w:r>
-              <w:rPr>
-                <w:sz w:val="15"/>
-                <w:lang w:eastAsia="zh-CN"/>
-              </w:rPr>
-              <w:t xml:space="preserve"> 契约，接口变化更容易被发现。</w:t>
+              <w:t>因为前端、后端和测试可以共用同一份 swagger.json 契约，接口变化更容易被发现。</w:t>
             </w:r>
           </w:p>
         </w:tc>
@@ -6399,19 +5292,11 @@
             <w:pPr>
               <w:spacing w:after="40" w:line="252" w:lineRule="auto"/>
             </w:pPr>
-            <w:proofErr w:type="spellStart"/>
             <w:r>
               <w:rPr>
                 <w:sz w:val="15"/>
               </w:rPr>
-              <w:t>为什么使用</w:t>
-            </w:r>
-            <w:proofErr w:type="spellEnd"/>
-            <w:r>
-              <w:rPr>
-                <w:sz w:val="15"/>
-              </w:rPr>
-              <w:t xml:space="preserve"> MongoDB？</w:t>
+              <w:t>为什么使用 MongoDB？</w:t>
             </w:r>
           </w:p>
         </w:tc>
@@ -6489,19 +5374,11 @@
             <w:pPr>
               <w:spacing w:after="40" w:line="252" w:lineRule="auto"/>
             </w:pPr>
-            <w:proofErr w:type="spellStart"/>
             <w:r>
               <w:rPr>
                 <w:sz w:val="15"/>
               </w:rPr>
-              <w:t>业务逻辑在哪里</w:t>
-            </w:r>
-            <w:proofErr w:type="spellEnd"/>
-            <w:r>
-              <w:rPr>
-                <w:sz w:val="15"/>
-              </w:rPr>
-              <w:t>？</w:t>
+              <w:t>业务逻辑在哪里？</w:t>
             </w:r>
           </w:p>
         </w:tc>
@@ -6539,23 +5416,7 @@
                 <w:sz w:val="15"/>
                 <w:lang w:eastAsia="zh-CN"/>
               </w:rPr>
-              <w:t xml:space="preserve">主要在 </w:t>
-            </w:r>
-            <w:proofErr w:type="spellStart"/>
-            <w:r>
-              <w:rPr>
-                <w:sz w:val="15"/>
-                <w:lang w:eastAsia="zh-CN"/>
-              </w:rPr>
-              <w:t>NestJS</w:t>
-            </w:r>
-            <w:proofErr w:type="spellEnd"/>
-            <w:r>
-              <w:rPr>
-                <w:sz w:val="15"/>
-                <w:lang w:eastAsia="zh-CN"/>
-              </w:rPr>
-              <w:t xml:space="preserve"> 后端，例如状态机、热力图聚合和 Bee 同步。</w:t>
+              <w:t>主要在 NestJS 后端，例如状态机、热力图聚合和 Bee 同步。</w:t>
             </w:r>
           </w:p>
         </w:tc>
@@ -6595,19 +5456,11 @@
             <w:pPr>
               <w:spacing w:after="40" w:line="252" w:lineRule="auto"/>
             </w:pPr>
-            <w:proofErr w:type="spellStart"/>
             <w:r>
               <w:rPr>
                 <w:sz w:val="15"/>
               </w:rPr>
-              <w:t>前端负责什么</w:t>
-            </w:r>
-            <w:proofErr w:type="spellEnd"/>
-            <w:r>
-              <w:rPr>
-                <w:sz w:val="15"/>
-              </w:rPr>
-              <w:t>？</w:t>
+              <w:t>前端负责什么？</w:t>
             </w:r>
           </w:p>
         </w:tc>
@@ -6685,19 +5538,11 @@
             <w:pPr>
               <w:spacing w:after="40" w:line="252" w:lineRule="auto"/>
             </w:pPr>
-            <w:proofErr w:type="spellStart"/>
             <w:r>
               <w:rPr>
                 <w:sz w:val="15"/>
               </w:rPr>
-              <w:t>如何证明项目可靠</w:t>
-            </w:r>
-            <w:proofErr w:type="spellEnd"/>
-            <w:r>
-              <w:rPr>
-                <w:sz w:val="15"/>
-              </w:rPr>
-              <w:t>？</w:t>
+              <w:t>如何证明项目可靠？</w:t>
             </w:r>
           </w:p>
         </w:tc>
@@ -6858,31 +5703,13 @@
       <w:spacing w:line="259" w:lineRule="auto"/>
       <w:jc w:val="right"/>
     </w:pPr>
-    <w:proofErr w:type="spellStart"/>
     <w:r>
       <w:rPr>
         <w:color w:val="5A5A5A"/>
         <w:sz w:val="16"/>
       </w:rPr>
-      <w:t>Anitrack</w:t>
+      <w:t>Anitrack · 三人分工与中德双语演讲稿</w:t>
     </w:r>
-    <w:proofErr w:type="spellEnd"/>
-    <w:r>
-      <w:rPr>
-        <w:color w:val="5A5A5A"/>
-        <w:sz w:val="16"/>
-      </w:rPr>
-      <w:t xml:space="preserve"> · </w:t>
-    </w:r>
-    <w:proofErr w:type="spellStart"/>
-    <w:r>
-      <w:rPr>
-        <w:color w:val="5A5A5A"/>
-        <w:sz w:val="16"/>
-      </w:rPr>
-      <w:t>三人分工与中德双语演讲稿</w:t>
-    </w:r>
-    <w:proofErr w:type="spellEnd"/>
   </w:p>
 </w:hdr>
 </file>
